--- a/Project 2 Instructions and Data Dictionary.docx
+++ b/Project 2 Instructions and Data Dictionary.docx
@@ -931,7 +931,7 @@
       </w:r>
       <w:proofErr w:type="spellStart"/>
       <w:r>
-        <w:t>iFood’s</w:t>
+        <w:t>Shop.com.mm’s</w:t>
       </w:r>
       <w:proofErr w:type="spellEnd"/>
       <w:r>
